--- a/src/OpenXmlHtml.Tests/WordListNumberingTests.SeparateListsRestartNumbering.Net.verified.docx
+++ b/src/OpenXmlHtml.Tests/WordListNumberingTests.SeparateListsRestartNumbering.Net.verified.docx
@@ -36,7 +36,7 @@
         <w:pStyle w:val="ListParagraph"/>
         <w:numPr>
           <w:ilvl w:val="0"/>
-          <w:numId w:val="3"/>
+          <w:numId w:val="4"/>
         </w:numPr>
       </w:pPr>
       <w:r>
@@ -48,7 +48,7 @@
         <w:pStyle w:val="ListParagraph"/>
         <w:numPr>
           <w:ilvl w:val="0"/>
-          <w:numId w:val="3"/>
+          <w:numId w:val="4"/>
         </w:numPr>
       </w:pPr>
       <w:r>
@@ -145,11 +145,95 @@
       </p2:pPr>
     </p2:lvl>
   </abstractNum>
+  <abstractNum xmlns:p2="http://schemas.openxmlformats.org/wordprocessingml/2006/main" p2:abstractNumId="1">
+    <p2:multiLevelType p2:val="hybridMultilevel"/>
+    <p2:lvl p2:ilvl="0">
+      <p2:start p2:val="1"/>
+      <p2:numFmt p2:val="decimal"/>
+      <p2:lvlText p2:val="%1."/>
+      <p2:lvlJc p2:val="left"/>
+      <p2:pPr>
+        <p2:ind p2:left="720" p2:hanging="360"/>
+      </p2:pPr>
+    </p2:lvl>
+    <p2:lvl p2:ilvl="1">
+      <p2:start p2:val="1"/>
+      <p2:numFmt p2:val="decimal"/>
+      <p2:lvlText p2:val="%2."/>
+      <p2:lvlJc p2:val="left"/>
+      <p2:pPr>
+        <p2:ind p2:left="1440" p2:hanging="360"/>
+      </p2:pPr>
+    </p2:lvl>
+    <p2:lvl p2:ilvl="2">
+      <p2:start p2:val="1"/>
+      <p2:numFmt p2:val="decimal"/>
+      <p2:lvlText p2:val="%3."/>
+      <p2:lvlJc p2:val="left"/>
+      <p2:pPr>
+        <p2:ind p2:left="2160" p2:hanging="360"/>
+      </p2:pPr>
+    </p2:lvl>
+    <p2:lvl p2:ilvl="3">
+      <p2:start p2:val="1"/>
+      <p2:numFmt p2:val="decimal"/>
+      <p2:lvlText p2:val="%4."/>
+      <p2:lvlJc p2:val="left"/>
+      <p2:pPr>
+        <p2:ind p2:left="2880" p2:hanging="360"/>
+      </p2:pPr>
+    </p2:lvl>
+    <p2:lvl p2:ilvl="4">
+      <p2:start p2:val="1"/>
+      <p2:numFmt p2:val="decimal"/>
+      <p2:lvlText p2:val="%5."/>
+      <p2:lvlJc p2:val="left"/>
+      <p2:pPr>
+        <p2:ind p2:left="3600" p2:hanging="360"/>
+      </p2:pPr>
+    </p2:lvl>
+    <p2:lvl p2:ilvl="5">
+      <p2:start p2:val="1"/>
+      <p2:numFmt p2:val="decimal"/>
+      <p2:lvlText p2:val="%6."/>
+      <p2:lvlJc p2:val="left"/>
+      <p2:pPr>
+        <p2:ind p2:left="4320" p2:hanging="360"/>
+      </p2:pPr>
+    </p2:lvl>
+    <p2:lvl p2:ilvl="6">
+      <p2:start p2:val="1"/>
+      <p2:numFmt p2:val="decimal"/>
+      <p2:lvlText p2:val="%7."/>
+      <p2:lvlJc p2:val="left"/>
+      <p2:pPr>
+        <p2:ind p2:left="5040" p2:hanging="360"/>
+      </p2:pPr>
+    </p2:lvl>
+    <p2:lvl p2:ilvl="7">
+      <p2:start p2:val="1"/>
+      <p2:numFmt p2:val="decimal"/>
+      <p2:lvlText p2:val="%8."/>
+      <p2:lvlJc p2:val="left"/>
+      <p2:pPr>
+        <p2:ind p2:left="5760" p2:hanging="360"/>
+      </p2:pPr>
+    </p2:lvl>
+    <p2:lvl p2:ilvl="8">
+      <p2:start p2:val="1"/>
+      <p2:numFmt p2:val="decimal"/>
+      <p2:lvlText p2:val="%9."/>
+      <p2:lvlJc p2:val="left"/>
+      <p2:pPr>
+        <p2:ind p2:left="6480" p2:hanging="360"/>
+      </p2:pPr>
+    </p2:lvl>
+  </abstractNum>
   <num xmlns:p2="http://schemas.openxmlformats.org/wordprocessingml/2006/main" p2:numId="2">
     <p2:abstractNumId p2:val="0"/>
   </num>
-  <num xmlns:p2="http://schemas.openxmlformats.org/wordprocessingml/2006/main" p2:numId="3">
-    <p2:abstractNumId p2:val="0"/>
+  <num xmlns:p2="http://schemas.openxmlformats.org/wordprocessingml/2006/main" p2:numId="4">
+    <p2:abstractNumId p2:val="1"/>
   </num>
 </numbering>
 </file>
--- a/src/OpenXmlHtml.Tests/WordListNumberingTests.SeparateListsRestartNumbering.Net.verified.docx
+++ b/src/OpenXmlHtml.Tests/WordListNumberingTests.SeparateListsRestartNumbering.Net.verified.docx
@@ -55,6 +55,10 @@
         <w:t xml:space="preserve">Second list item 2</w:t>
       </w:r>
     </w:p>
+    <w:sectPr>
+      <w:pgSz w:w="11906" w:h="16838"/>
+      <w:pgMar w:top="1440" w:right="1440" w:bottom="1440" w:left="1440" w:header="720" w:footer="720" w:gutter="0"/>
+    </w:sectPr>
   </w:body>
 </w:document>
 </file>

--- a/src/OpenXmlHtml.Tests/WordListNumberingTests.SeparateListsRestartNumbering.Net.verified.docx
+++ b/src/OpenXmlHtml.Tests/WordListNumberingTests.SeparateListsRestartNumbering.Net.verified.docx
@@ -9,6 +9,7 @@
           <w:ilvl w:val="0"/>
           <w:numId w:val="2"/>
         </w:numPr>
+        <w:contextualSpacing/>
       </w:pPr>
       <w:r>
         <w:t xml:space="preserve">First list item 1</w:t>
@@ -21,6 +22,7 @@
           <w:ilvl w:val="0"/>
           <w:numId w:val="2"/>
         </w:numPr>
+        <w:contextualSpacing/>
       </w:pPr>
       <w:r>
         <w:t xml:space="preserve">First list item 2</w:t>
@@ -38,6 +40,7 @@
           <w:ilvl w:val="0"/>
           <w:numId w:val="4"/>
         </w:numPr>
+        <w:contextualSpacing/>
       </w:pPr>
       <w:r>
         <w:t xml:space="preserve">Second list item 1</w:t>
@@ -50,6 +53,7 @@
           <w:ilvl w:val="0"/>
           <w:numId w:val="4"/>
         </w:numPr>
+        <w:contextualSpacing/>
       </w:pPr>
       <w:r>
         <w:t xml:space="preserve">Second list item 2</w:t>

--- a/src/OpenXmlHtml.Tests/WordListNumberingTests.SeparateListsRestartNumbering.Net.verified.docx
+++ b/src/OpenXmlHtml.Tests/WordListNumberingTests.SeparateListsRestartNumbering.Net.verified.docx
@@ -77,7 +77,7 @@
       <p2:lvlText p2:val="%1."/>
       <p2:lvlJc p2:val="left"/>
       <p2:pPr>
-        <p2:ind p2:left="720" p2:hanging="360"/>
+        <p2:ind p2:left="240" p2:hanging="180"/>
       </p2:pPr>
     </p2:lvl>
     <p2:lvl p2:ilvl="1">
@@ -86,7 +86,7 @@
       <p2:lvlText p2:val="%2."/>
       <p2:lvlJc p2:val="left"/>
       <p2:pPr>
-        <p2:ind p2:left="1440" p2:hanging="360"/>
+        <p2:ind p2:left="480" p2:hanging="180"/>
       </p2:pPr>
     </p2:lvl>
     <p2:lvl p2:ilvl="2">
@@ -95,7 +95,7 @@
       <p2:lvlText p2:val="%3."/>
       <p2:lvlJc p2:val="left"/>
       <p2:pPr>
-        <p2:ind p2:left="2160" p2:hanging="360"/>
+        <p2:ind p2:left="720" p2:hanging="180"/>
       </p2:pPr>
     </p2:lvl>
     <p2:lvl p2:ilvl="3">
@@ -104,7 +104,7 @@
       <p2:lvlText p2:val="%4."/>
       <p2:lvlJc p2:val="left"/>
       <p2:pPr>
-        <p2:ind p2:left="2880" p2:hanging="360"/>
+        <p2:ind p2:left="960" p2:hanging="180"/>
       </p2:pPr>
     </p2:lvl>
     <p2:lvl p2:ilvl="4">
@@ -113,7 +113,7 @@
       <p2:lvlText p2:val="%5."/>
       <p2:lvlJc p2:val="left"/>
       <p2:pPr>
-        <p2:ind p2:left="3600" p2:hanging="360"/>
+        <p2:ind p2:left="1200" p2:hanging="180"/>
       </p2:pPr>
     </p2:lvl>
     <p2:lvl p2:ilvl="5">
@@ -122,7 +122,7 @@
       <p2:lvlText p2:val="%6."/>
       <p2:lvlJc p2:val="left"/>
       <p2:pPr>
-        <p2:ind p2:left="4320" p2:hanging="360"/>
+        <p2:ind p2:left="1440" p2:hanging="180"/>
       </p2:pPr>
     </p2:lvl>
     <p2:lvl p2:ilvl="6">
@@ -131,7 +131,7 @@
       <p2:lvlText p2:val="%7."/>
       <p2:lvlJc p2:val="left"/>
       <p2:pPr>
-        <p2:ind p2:left="5040" p2:hanging="360"/>
+        <p2:ind p2:left="1680" p2:hanging="180"/>
       </p2:pPr>
     </p2:lvl>
     <p2:lvl p2:ilvl="7">
@@ -140,7 +140,7 @@
       <p2:lvlText p2:val="%8."/>
       <p2:lvlJc p2:val="left"/>
       <p2:pPr>
-        <p2:ind p2:left="5760" p2:hanging="360"/>
+        <p2:ind p2:left="1920" p2:hanging="180"/>
       </p2:pPr>
     </p2:lvl>
     <p2:lvl p2:ilvl="8">
@@ -149,7 +149,7 @@
       <p2:lvlText p2:val="%9."/>
       <p2:lvlJc p2:val="left"/>
       <p2:pPr>
-        <p2:ind p2:left="6480" p2:hanging="360"/>
+        <p2:ind p2:left="2160" p2:hanging="180"/>
       </p2:pPr>
     </p2:lvl>
   </abstractNum>
@@ -161,7 +161,7 @@
       <p2:lvlText p2:val="%1."/>
       <p2:lvlJc p2:val="left"/>
       <p2:pPr>
-        <p2:ind p2:left="720" p2:hanging="360"/>
+        <p2:ind p2:left="240" p2:hanging="180"/>
       </p2:pPr>
     </p2:lvl>
     <p2:lvl p2:ilvl="1">
@@ -170,7 +170,7 @@
       <p2:lvlText p2:val="%2."/>
       <p2:lvlJc p2:val="left"/>
       <p2:pPr>
-        <p2:ind p2:left="1440" p2:hanging="360"/>
+        <p2:ind p2:left="480" p2:hanging="180"/>
       </p2:pPr>
     </p2:lvl>
     <p2:lvl p2:ilvl="2">
@@ -179,7 +179,7 @@
       <p2:lvlText p2:val="%3."/>
       <p2:lvlJc p2:val="left"/>
       <p2:pPr>
-        <p2:ind p2:left="2160" p2:hanging="360"/>
+        <p2:ind p2:left="720" p2:hanging="180"/>
       </p2:pPr>
     </p2:lvl>
     <p2:lvl p2:ilvl="3">
@@ -188,7 +188,7 @@
       <p2:lvlText p2:val="%4."/>
       <p2:lvlJc p2:val="left"/>
       <p2:pPr>
-        <p2:ind p2:left="2880" p2:hanging="360"/>
+        <p2:ind p2:left="960" p2:hanging="180"/>
       </p2:pPr>
     </p2:lvl>
     <p2:lvl p2:ilvl="4">
@@ -197,7 +197,7 @@
       <p2:lvlText p2:val="%5."/>
       <p2:lvlJc p2:val="left"/>
       <p2:pPr>
-        <p2:ind p2:left="3600" p2:hanging="360"/>
+        <p2:ind p2:left="1200" p2:hanging="180"/>
       </p2:pPr>
     </p2:lvl>
     <p2:lvl p2:ilvl="5">
@@ -206,7 +206,7 @@
       <p2:lvlText p2:val="%6."/>
       <p2:lvlJc p2:val="left"/>
       <p2:pPr>
-        <p2:ind p2:left="4320" p2:hanging="360"/>
+        <p2:ind p2:left="1440" p2:hanging="180"/>
       </p2:pPr>
     </p2:lvl>
     <p2:lvl p2:ilvl="6">
@@ -215,7 +215,7 @@
       <p2:lvlText p2:val="%7."/>
       <p2:lvlJc p2:val="left"/>
       <p2:pPr>
-        <p2:ind p2:left="5040" p2:hanging="360"/>
+        <p2:ind p2:left="1680" p2:hanging="180"/>
       </p2:pPr>
     </p2:lvl>
     <p2:lvl p2:ilvl="7">
@@ -224,7 +224,7 @@
       <p2:lvlText p2:val="%8."/>
       <p2:lvlJc p2:val="left"/>
       <p2:pPr>
-        <p2:ind p2:left="5760" p2:hanging="360"/>
+        <p2:ind p2:left="1920" p2:hanging="180"/>
       </p2:pPr>
     </p2:lvl>
     <p2:lvl p2:ilvl="8">
@@ -233,7 +233,7 @@
       <p2:lvlText p2:val="%9."/>
       <p2:lvlJc p2:val="left"/>
       <p2:pPr>
-        <p2:ind p2:left="6480" p2:hanging="360"/>
+        <p2:ind p2:left="2160" p2:hanging="180"/>
       </p2:pPr>
     </p2:lvl>
   </abstractNum>

--- a/src/OpenXmlHtml.Tests/WordListNumberingTests.SeparateListsRestartNumbering.Net.verified.docx
+++ b/src/OpenXmlHtml.Tests/WordListNumberingTests.SeparateListsRestartNumbering.Net.verified.docx
@@ -77,7 +77,7 @@
       <p2:lvlText p2:val="%1."/>
       <p2:lvlJc p2:val="left"/>
       <p2:pPr>
-        <p2:ind p2:left="240" p2:hanging="180"/>
+        <p2:ind p2:left="480" p2:hanging="240"/>
       </p2:pPr>
     </p2:lvl>
     <p2:lvl p2:ilvl="1">
@@ -86,7 +86,7 @@
       <p2:lvlText p2:val="%2."/>
       <p2:lvlJc p2:val="left"/>
       <p2:pPr>
-        <p2:ind p2:left="480" p2:hanging="180"/>
+        <p2:ind p2:left="960" p2:hanging="240"/>
       </p2:pPr>
     </p2:lvl>
     <p2:lvl p2:ilvl="2">
@@ -95,7 +95,7 @@
       <p2:lvlText p2:val="%3."/>
       <p2:lvlJc p2:val="left"/>
       <p2:pPr>
-        <p2:ind p2:left="720" p2:hanging="180"/>
+        <p2:ind p2:left="1440" p2:hanging="240"/>
       </p2:pPr>
     </p2:lvl>
     <p2:lvl p2:ilvl="3">
@@ -104,7 +104,7 @@
       <p2:lvlText p2:val="%4."/>
       <p2:lvlJc p2:val="left"/>
       <p2:pPr>
-        <p2:ind p2:left="960" p2:hanging="180"/>
+        <p2:ind p2:left="1920" p2:hanging="240"/>
       </p2:pPr>
     </p2:lvl>
     <p2:lvl p2:ilvl="4">
@@ -113,7 +113,7 @@
       <p2:lvlText p2:val="%5."/>
       <p2:lvlJc p2:val="left"/>
       <p2:pPr>
-        <p2:ind p2:left="1200" p2:hanging="180"/>
+        <p2:ind p2:left="2400" p2:hanging="240"/>
       </p2:pPr>
     </p2:lvl>
     <p2:lvl p2:ilvl="5">
@@ -122,7 +122,7 @@
       <p2:lvlText p2:val="%6."/>
       <p2:lvlJc p2:val="left"/>
       <p2:pPr>
-        <p2:ind p2:left="1440" p2:hanging="180"/>
+        <p2:ind p2:left="2880" p2:hanging="240"/>
       </p2:pPr>
     </p2:lvl>
     <p2:lvl p2:ilvl="6">
@@ -131,7 +131,7 @@
       <p2:lvlText p2:val="%7."/>
       <p2:lvlJc p2:val="left"/>
       <p2:pPr>
-        <p2:ind p2:left="1680" p2:hanging="180"/>
+        <p2:ind p2:left="3360" p2:hanging="240"/>
       </p2:pPr>
     </p2:lvl>
     <p2:lvl p2:ilvl="7">
@@ -140,7 +140,7 @@
       <p2:lvlText p2:val="%8."/>
       <p2:lvlJc p2:val="left"/>
       <p2:pPr>
-        <p2:ind p2:left="1920" p2:hanging="180"/>
+        <p2:ind p2:left="3840" p2:hanging="240"/>
       </p2:pPr>
     </p2:lvl>
     <p2:lvl p2:ilvl="8">
@@ -149,7 +149,7 @@
       <p2:lvlText p2:val="%9."/>
       <p2:lvlJc p2:val="left"/>
       <p2:pPr>
-        <p2:ind p2:left="2160" p2:hanging="180"/>
+        <p2:ind p2:left="4320" p2:hanging="240"/>
       </p2:pPr>
     </p2:lvl>
   </abstractNum>
@@ -161,7 +161,7 @@
       <p2:lvlText p2:val="%1."/>
       <p2:lvlJc p2:val="left"/>
       <p2:pPr>
-        <p2:ind p2:left="240" p2:hanging="180"/>
+        <p2:ind p2:left="480" p2:hanging="240"/>
       </p2:pPr>
     </p2:lvl>
     <p2:lvl p2:ilvl="1">
@@ -170,7 +170,7 @@
       <p2:lvlText p2:val="%2."/>
       <p2:lvlJc p2:val="left"/>
       <p2:pPr>
-        <p2:ind p2:left="480" p2:hanging="180"/>
+        <p2:ind p2:left="960" p2:hanging="240"/>
       </p2:pPr>
     </p2:lvl>
     <p2:lvl p2:ilvl="2">
@@ -179,7 +179,7 @@
       <p2:lvlText p2:val="%3."/>
       <p2:lvlJc p2:val="left"/>
       <p2:pPr>
-        <p2:ind p2:left="720" p2:hanging="180"/>
+        <p2:ind p2:left="1440" p2:hanging="240"/>
       </p2:pPr>
     </p2:lvl>
     <p2:lvl p2:ilvl="3">
@@ -188,7 +188,7 @@
       <p2:lvlText p2:val="%4."/>
       <p2:lvlJc p2:val="left"/>
       <p2:pPr>
-        <p2:ind p2:left="960" p2:hanging="180"/>
+        <p2:ind p2:left="1920" p2:hanging="240"/>
       </p2:pPr>
     </p2:lvl>
     <p2:lvl p2:ilvl="4">
@@ -197,7 +197,7 @@
       <p2:lvlText p2:val="%5."/>
       <p2:lvlJc p2:val="left"/>
       <p2:pPr>
-        <p2:ind p2:left="1200" p2:hanging="180"/>
+        <p2:ind p2:left="2400" p2:hanging="240"/>
       </p2:pPr>
     </p2:lvl>
     <p2:lvl p2:ilvl="5">
@@ -206,7 +206,7 @@
       <p2:lvlText p2:val="%6."/>
       <p2:lvlJc p2:val="left"/>
       <p2:pPr>
-        <p2:ind p2:left="1440" p2:hanging="180"/>
+        <p2:ind p2:left="2880" p2:hanging="240"/>
       </p2:pPr>
     </p2:lvl>
     <p2:lvl p2:ilvl="6">
@@ -215,7 +215,7 @@
       <p2:lvlText p2:val="%7."/>
       <p2:lvlJc p2:val="left"/>
       <p2:pPr>
-        <p2:ind p2:left="1680" p2:hanging="180"/>
+        <p2:ind p2:left="3360" p2:hanging="240"/>
       </p2:pPr>
     </p2:lvl>
     <p2:lvl p2:ilvl="7">
@@ -224,7 +224,7 @@
       <p2:lvlText p2:val="%8."/>
       <p2:lvlJc p2:val="left"/>
       <p2:pPr>
-        <p2:ind p2:left="1920" p2:hanging="180"/>
+        <p2:ind p2:left="3840" p2:hanging="240"/>
       </p2:pPr>
     </p2:lvl>
     <p2:lvl p2:ilvl="8">
@@ -233,7 +233,7 @@
       <p2:lvlText p2:val="%9."/>
       <p2:lvlJc p2:val="left"/>
       <p2:pPr>
-        <p2:ind p2:left="2160" p2:hanging="180"/>
+        <p2:ind p2:left="4320" p2:hanging="240"/>
       </p2:pPr>
     </p2:lvl>
   </abstractNum>
